--- a/7_KI-Basismodule/KI-B4/KI-B4.2.2a_Orange3_Musterlösung.docx
+++ b/7_KI-Basismodule/KI-B4/KI-B4.2.2a_Orange3_Musterlösung.docx
@@ -1,6 +1,6 @@
 
 <file path=word/document.xml><?xml version="1.0" encoding="utf-8"?>
-<w:document xmlns:wpc="http://schemas.microsoft.com/office/word/2010/wordprocessingCanvas" xmlns:cx="http://schemas.microsoft.com/office/drawing/2014/chartex" xmlns:cx1="http://schemas.microsoft.com/office/drawing/2015/9/8/chartex" xmlns:cx2="http://schemas.microsoft.com/office/drawing/2015/10/21/chartex" xmlns:cx3="http://schemas.microsoft.com/office/drawing/2016/5/9/chartex" xmlns:cx4="http://schemas.microsoft.com/office/drawing/2016/5/10/chartex" xmlns:cx5="http://schemas.microsoft.com/office/drawing/2016/5/11/chartex" xmlns:cx6="http://schemas.microsoft.com/office/drawing/2016/5/12/chartex" xmlns:cx7="http://schemas.microsoft.com/office/drawing/2016/5/13/chartex" xmlns:cx8="http://schemas.microsoft.com/office/drawing/2016/5/14/chartex" xmlns:mc="http://schemas.openxmlformats.org/markup-compatibility/2006" xmlns:aink="http://schemas.microsoft.com/office/drawing/2016/ink" xmlns:am3d="http://schemas.microsoft.com/office/drawing/2017/model3d" xmlns:o="urn:schemas-microsoft-com:office:office" xmlns:r="http://schemas.openxmlformats.org/officeDocument/2006/relationships" xmlns:m="http://schemas.openxmlformats.org/officeDocument/2006/math" xmlns:v="urn:schemas-microsoft-com:vml" xmlns:wp14="http://schemas.microsoft.com/office/word/2010/wordprocessingDrawing" xmlns:wp="http://schemas.openxmlformats.org/drawingml/2006/wordprocessingDrawing" xmlns:w10="urn:schemas-microsoft-com:office:word" xmlns:w="http://schemas.openxmlformats.org/wordprocessingml/2006/main" xmlns:w14="http://schemas.microsoft.com/office/word/2010/wordml" xmlns:w15="http://schemas.microsoft.com/office/word/2012/wordml" xmlns:w16cex="http://schemas.microsoft.com/office/word/2018/wordml/cex" xmlns:w16cid="http://schemas.microsoft.com/office/word/2016/wordml/cid" xmlns:w16="http://schemas.microsoft.com/office/word/2018/wordml" xmlns:w16sdtdh="http://schemas.microsoft.com/office/word/2020/wordml/sdtdatahash" xmlns:w16se="http://schemas.microsoft.com/office/word/2015/wordml/symex" xmlns:wpg="http://schemas.microsoft.com/office/word/2010/wordprocessingGroup" xmlns:wpi="http://schemas.microsoft.com/office/word/2010/wordprocessingInk" xmlns:wne="http://schemas.microsoft.com/office/word/2006/wordml" xmlns:wps="http://schemas.microsoft.com/office/word/2010/wordprocessingShape" mc:Ignorable="w14 w15 w16se w16cid w16 w16cex w16sdtdh wp14">
+<w:document xmlns:wpc="http://schemas.microsoft.com/office/word/2010/wordprocessingCanvas" xmlns:cx="http://schemas.microsoft.com/office/drawing/2014/chartex" xmlns:cx1="http://schemas.microsoft.com/office/drawing/2015/9/8/chartex" xmlns:cx2="http://schemas.microsoft.com/office/drawing/2015/10/21/chartex" xmlns:cx3="http://schemas.microsoft.com/office/drawing/2016/5/9/chartex" xmlns:cx4="http://schemas.microsoft.com/office/drawing/2016/5/10/chartex" xmlns:cx5="http://schemas.microsoft.com/office/drawing/2016/5/11/chartex" xmlns:cx6="http://schemas.microsoft.com/office/drawing/2016/5/12/chartex" xmlns:cx7="http://schemas.microsoft.com/office/drawing/2016/5/13/chartex" xmlns:cx8="http://schemas.microsoft.com/office/drawing/2016/5/14/chartex" xmlns:mc="http://schemas.openxmlformats.org/markup-compatibility/2006" xmlns:aink="http://schemas.microsoft.com/office/drawing/2016/ink" xmlns:am3d="http://schemas.microsoft.com/office/drawing/2017/model3d" xmlns:o="urn:schemas-microsoft-com:office:office" xmlns:oel="http://schemas.microsoft.com/office/2019/extlst" xmlns:r="http://schemas.openxmlformats.org/officeDocument/2006/relationships" xmlns:m="http://schemas.openxmlformats.org/officeDocument/2006/math" xmlns:v="urn:schemas-microsoft-com:vml" xmlns:wp14="http://schemas.microsoft.com/office/word/2010/wordprocessingDrawing" xmlns:wp="http://schemas.openxmlformats.org/drawingml/2006/wordprocessingDrawing" xmlns:w10="urn:schemas-microsoft-com:office:word" xmlns:w="http://schemas.openxmlformats.org/wordprocessingml/2006/main" xmlns:w14="http://schemas.microsoft.com/office/word/2010/wordml" xmlns:w15="http://schemas.microsoft.com/office/word/2012/wordml" xmlns:w16cex="http://schemas.microsoft.com/office/word/2018/wordml/cex" xmlns:w16cid="http://schemas.microsoft.com/office/word/2016/wordml/cid" xmlns:w16="http://schemas.microsoft.com/office/word/2018/wordml" xmlns:w16sdtdh="http://schemas.microsoft.com/office/word/2020/wordml/sdtdatahash" xmlns:w16se="http://schemas.microsoft.com/office/word/2015/wordml/symex" xmlns:wpg="http://schemas.microsoft.com/office/word/2010/wordprocessingGroup" xmlns:wpi="http://schemas.microsoft.com/office/word/2010/wordprocessingInk" xmlns:wne="http://schemas.microsoft.com/office/word/2006/wordml" xmlns:wps="http://schemas.microsoft.com/office/word/2010/wordprocessingShape" mc:Ignorable="w14 w15 w16se w16cid w16 w16cex w16sdtdh wp14">
   <w:body>
     <w:p>
       <w:pPr>
@@ -78,13 +78,23 @@
                             <w:pPr>
                               <w:jc w:val="center"/>
                             </w:pPr>
+                            <w:proofErr w:type="spellStart"/>
                             <w:r>
                               <w:rPr>
                                 <w:b/>
                                 <w:color w:val="FFFFFF" w:themeColor="background1"/>
                                 <w:sz w:val="32"/>
                               </w:rPr>
-                              <w:t>Musterlösung KI-B4.</w:t>
+                              <w:t>Musterlösung</w:t>
+                            </w:r>
+                            <w:proofErr w:type="spellEnd"/>
+                            <w:r>
+                              <w:rPr>
+                                <w:b/>
+                                <w:color w:val="FFFFFF" w:themeColor="background1"/>
+                                <w:sz w:val="32"/>
+                              </w:rPr>
+                              <w:t xml:space="preserve"> KI-B4.</w:t>
                             </w:r>
                             <w:r>
                               <w:rPr>
@@ -200,6 +210,7 @@
           <w:szCs w:val="28"/>
         </w:rPr>
       </w:pPr>
+      <w:proofErr w:type="spellStart"/>
       <w:r>
         <w:rPr>
           <w:b/>
@@ -207,7 +218,77 @@
           <w:sz w:val="28"/>
           <w:szCs w:val="28"/>
         </w:rPr>
-        <w:t>Musterlösung zu Aufgabenblatt: Entscheidungsbäume in</w:t>
+        <w:t>Musterlösung</w:t>
+      </w:r>
+      <w:proofErr w:type="spellEnd"/>
+      <w:r>
+        <w:rPr>
+          <w:b/>
+          <w:bCs/>
+          <w:sz w:val="28"/>
+          <w:szCs w:val="28"/>
+        </w:rPr>
+        <w:t xml:space="preserve"> </w:t>
+      </w:r>
+      <w:proofErr w:type="spellStart"/>
+      <w:r>
+        <w:rPr>
+          <w:b/>
+          <w:bCs/>
+          <w:sz w:val="28"/>
+          <w:szCs w:val="28"/>
+        </w:rPr>
+        <w:t>zu</w:t>
+      </w:r>
+      <w:proofErr w:type="spellEnd"/>
+      <w:r>
+        <w:rPr>
+          <w:b/>
+          <w:bCs/>
+          <w:sz w:val="28"/>
+          <w:szCs w:val="28"/>
+        </w:rPr>
+        <w:t xml:space="preserve"> </w:t>
+      </w:r>
+      <w:proofErr w:type="spellStart"/>
+      <w:r>
+        <w:rPr>
+          <w:b/>
+          <w:bCs/>
+          <w:sz w:val="28"/>
+          <w:szCs w:val="28"/>
+        </w:rPr>
+        <w:t>Aufgabenblatt</w:t>
+      </w:r>
+      <w:proofErr w:type="spellEnd"/>
+      <w:r>
+        <w:rPr>
+          <w:b/>
+          <w:bCs/>
+          <w:sz w:val="28"/>
+          <w:szCs w:val="28"/>
+        </w:rPr>
+        <w:t xml:space="preserve">: </w:t>
+      </w:r>
+      <w:proofErr w:type="spellStart"/>
+      <w:r>
+        <w:rPr>
+          <w:b/>
+          <w:bCs/>
+          <w:sz w:val="28"/>
+          <w:szCs w:val="28"/>
+        </w:rPr>
+        <w:t>Entscheidungsbäume</w:t>
+      </w:r>
+      <w:proofErr w:type="spellEnd"/>
+      <w:r>
+        <w:rPr>
+          <w:b/>
+          <w:bCs/>
+          <w:sz w:val="28"/>
+          <w:szCs w:val="28"/>
+        </w:rPr>
+        <w:t xml:space="preserve"> in</w:t>
       </w:r>
       <w:r>
         <w:rPr>
@@ -353,6 +434,7 @@
                               <w:pStyle w:val="Textkrper"/>
                               <w:spacing w:before="71" w:line="288" w:lineRule="auto"/>
                               <w:ind w:left="120"/>
+                              <w:jc w:val="both"/>
                               <w:rPr>
                                 <w:sz w:val="21"/>
                                 <w:szCs w:val="21"/>
@@ -380,6 +462,7 @@
                               </w:tabs>
                               <w:spacing w:line="288" w:lineRule="auto"/>
                               <w:ind w:hanging="134"/>
+                              <w:jc w:val="both"/>
                               <w:rPr>
                                 <w:sz w:val="21"/>
                                 <w:szCs w:val="21"/>
@@ -424,6 +507,7 @@
                               </w:tabs>
                               <w:spacing w:line="288" w:lineRule="auto"/>
                               <w:ind w:left="242" w:hanging="122"/>
+                              <w:jc w:val="both"/>
                               <w:rPr>
                                 <w:sz w:val="21"/>
                                 <w:szCs w:val="21"/>
@@ -468,6 +552,7 @@
                               </w:tabs>
                               <w:spacing w:line="288" w:lineRule="auto"/>
                               <w:ind w:left="242" w:hanging="122"/>
+                              <w:jc w:val="both"/>
                               <w:rPr>
                                 <w:sz w:val="21"/>
                                 <w:szCs w:val="21"/>
@@ -512,6 +597,7 @@
                               </w:tabs>
                               <w:spacing w:line="288" w:lineRule="auto"/>
                               <w:ind w:left="242" w:hanging="122"/>
+                              <w:jc w:val="both"/>
                               <w:rPr>
                                 <w:sz w:val="21"/>
                                 <w:szCs w:val="21"/>
@@ -556,6 +642,7 @@
                               </w:tabs>
                               <w:spacing w:line="288" w:lineRule="auto"/>
                               <w:ind w:hanging="134"/>
+                              <w:jc w:val="both"/>
                               <w:rPr>
                                 <w:sz w:val="21"/>
                                 <w:szCs w:val="21"/>
@@ -593,6 +680,7 @@
                               <w:pStyle w:val="Textkrper"/>
                               <w:spacing w:line="288" w:lineRule="auto"/>
                               <w:ind w:left="120"/>
+                              <w:jc w:val="both"/>
                               <w:rPr>
                                 <w:sz w:val="21"/>
                                 <w:szCs w:val="21"/>
@@ -639,6 +727,7 @@
                         <w:pStyle w:val="Textkrper"/>
                         <w:spacing w:before="71" w:line="288" w:lineRule="auto"/>
                         <w:ind w:left="120"/>
+                        <w:jc w:val="both"/>
                         <w:rPr>
                           <w:sz w:val="21"/>
                           <w:szCs w:val="21"/>
@@ -666,6 +755,7 @@
                         </w:tabs>
                         <w:spacing w:line="288" w:lineRule="auto"/>
                         <w:ind w:hanging="134"/>
+                        <w:jc w:val="both"/>
                         <w:rPr>
                           <w:sz w:val="21"/>
                           <w:szCs w:val="21"/>
@@ -710,6 +800,7 @@
                         </w:tabs>
                         <w:spacing w:line="288" w:lineRule="auto"/>
                         <w:ind w:left="242" w:hanging="122"/>
+                        <w:jc w:val="both"/>
                         <w:rPr>
                           <w:sz w:val="21"/>
                           <w:szCs w:val="21"/>
@@ -754,6 +845,7 @@
                         </w:tabs>
                         <w:spacing w:line="288" w:lineRule="auto"/>
                         <w:ind w:left="242" w:hanging="122"/>
+                        <w:jc w:val="both"/>
                         <w:rPr>
                           <w:sz w:val="21"/>
                           <w:szCs w:val="21"/>
@@ -798,6 +890,7 @@
                         </w:tabs>
                         <w:spacing w:line="288" w:lineRule="auto"/>
                         <w:ind w:left="242" w:hanging="122"/>
+                        <w:jc w:val="both"/>
                         <w:rPr>
                           <w:sz w:val="21"/>
                           <w:szCs w:val="21"/>
@@ -842,6 +935,7 @@
                         </w:tabs>
                         <w:spacing w:line="288" w:lineRule="auto"/>
                         <w:ind w:hanging="134"/>
+                        <w:jc w:val="both"/>
                         <w:rPr>
                           <w:sz w:val="21"/>
                           <w:szCs w:val="21"/>
@@ -879,6 +973,7 @@
                         <w:pStyle w:val="Textkrper"/>
                         <w:spacing w:line="288" w:lineRule="auto"/>
                         <w:ind w:left="120"/>
+                        <w:jc w:val="both"/>
                         <w:rPr>
                           <w:sz w:val="21"/>
                           <w:szCs w:val="21"/>
@@ -991,6 +1086,7 @@
                             <w:pPr>
                               <w:spacing w:before="101" w:line="288" w:lineRule="auto"/>
                               <w:ind w:left="119" w:right="176"/>
+                              <w:jc w:val="both"/>
                               <w:rPr>
                                 <w:sz w:val="21"/>
                                 <w:szCs w:val="21"/>
@@ -1098,6 +1194,7 @@
                       <w:pPr>
                         <w:spacing w:before="101" w:line="288" w:lineRule="auto"/>
                         <w:ind w:left="119" w:right="176"/>
+                        <w:jc w:val="both"/>
                         <w:rPr>
                           <w:sz w:val="21"/>
                           <w:szCs w:val="21"/>
@@ -1368,6 +1465,7 @@
                               <w:pStyle w:val="Textkrper"/>
                               <w:spacing w:before="101" w:line="288" w:lineRule="auto"/>
                               <w:ind w:left="187" w:right="62"/>
+                              <w:jc w:val="both"/>
                               <w:rPr>
                                 <w:sz w:val="21"/>
                                 <w:szCs w:val="21"/>
@@ -1380,7 +1478,39 @@
                                 <w:szCs w:val="21"/>
                                 <w:lang w:val="de-DE"/>
                               </w:rPr>
-                              <w:t>Individuell. Maßgeblich ist die Genauigkeit des Modells. Ob diese für den Anwendungsfall ausreicht, muss durch die Schülerin bzw. den Schüler individuell bewertet werden. Entscheidend dafür ist, wie schwerwiegend ein Fehler des Modells für den Tierpfleger bzw. die Tierpflegerin wäre.</w:t>
+                              <w:t xml:space="preserve">Individuell. Maßgeblich ist die Genauigkeit des Modells. Ob diese für den Anwendungsfall ausreicht, muss durch die </w:t>
+                            </w:r>
+                            <w:r>
+                              <w:rPr>
+                                <w:sz w:val="21"/>
+                                <w:szCs w:val="21"/>
+                                <w:lang w:val="de-DE"/>
+                              </w:rPr>
+                              <w:t>Schüler*innen</w:t>
+                            </w:r>
+                            <w:r>
+                              <w:rPr>
+                                <w:sz w:val="21"/>
+                                <w:szCs w:val="21"/>
+                                <w:lang w:val="de-DE"/>
+                              </w:rPr>
+                              <w:t xml:space="preserve"> individuell bewertet werden. Entscheidend dafür ist, wie schwerwiegend ein Fehler des Modells für d</w:t>
+                            </w:r>
+                            <w:r>
+                              <w:rPr>
+                                <w:sz w:val="21"/>
+                                <w:szCs w:val="21"/>
+                                <w:lang w:val="de-DE"/>
+                              </w:rPr>
+                              <w:t>ie Tierpfleger*innen</w:t>
+                            </w:r>
+                            <w:r>
+                              <w:rPr>
+                                <w:sz w:val="21"/>
+                                <w:szCs w:val="21"/>
+                                <w:lang w:val="de-DE"/>
+                              </w:rPr>
+                              <w:t xml:space="preserve"> wäre.</w:t>
                             </w:r>
                           </w:p>
                           <w:p>
@@ -1437,6 +1567,7 @@
                         <w:pStyle w:val="Textkrper"/>
                         <w:spacing w:before="101" w:line="288" w:lineRule="auto"/>
                         <w:ind w:left="187" w:right="62"/>
+                        <w:jc w:val="both"/>
                         <w:rPr>
                           <w:sz w:val="21"/>
                           <w:szCs w:val="21"/>
@@ -1449,7 +1580,39 @@
                           <w:szCs w:val="21"/>
                           <w:lang w:val="de-DE"/>
                         </w:rPr>
-                        <w:t>Individuell. Maßgeblich ist die Genauigkeit des Modells. Ob diese für den Anwendungsfall ausreicht, muss durch die Schülerin bzw. den Schüler individuell bewertet werden. Entscheidend dafür ist, wie schwerwiegend ein Fehler des Modells für den Tierpfleger bzw. die Tierpflegerin wäre.</w:t>
+                        <w:t xml:space="preserve">Individuell. Maßgeblich ist die Genauigkeit des Modells. Ob diese für den Anwendungsfall ausreicht, muss durch die </w:t>
+                      </w:r>
+                      <w:r>
+                        <w:rPr>
+                          <w:sz w:val="21"/>
+                          <w:szCs w:val="21"/>
+                          <w:lang w:val="de-DE"/>
+                        </w:rPr>
+                        <w:t>Schüler*innen</w:t>
+                      </w:r>
+                      <w:r>
+                        <w:rPr>
+                          <w:sz w:val="21"/>
+                          <w:szCs w:val="21"/>
+                          <w:lang w:val="de-DE"/>
+                        </w:rPr>
+                        <w:t xml:space="preserve"> individuell bewertet werden. Entscheidend dafür ist, wie schwerwiegend ein Fehler des Modells für d</w:t>
+                      </w:r>
+                      <w:r>
+                        <w:rPr>
+                          <w:sz w:val="21"/>
+                          <w:szCs w:val="21"/>
+                          <w:lang w:val="de-DE"/>
+                        </w:rPr>
+                        <w:t>ie Tierpfleger*innen</w:t>
+                      </w:r>
+                      <w:r>
+                        <w:rPr>
+                          <w:sz w:val="21"/>
+                          <w:szCs w:val="21"/>
+                          <w:lang w:val="de-DE"/>
+                        </w:rPr>
+                        <w:t xml:space="preserve"> wäre.</w:t>
                       </w:r>
                     </w:p>
                     <w:p>
@@ -1542,16 +1705,16 @@
         <mc:AlternateContent>
           <mc:Choice Requires="wps">
             <w:drawing>
-              <wp:anchor distT="0" distB="0" distL="0" distR="0" simplePos="0" relativeHeight="251655680" behindDoc="0" locked="0" layoutInCell="1" allowOverlap="1" wp14:anchorId="10909F9D" wp14:editId="4F1CD081">
+              <wp:anchor distT="0" distB="0" distL="0" distR="0" simplePos="0" relativeHeight="251655680" behindDoc="0" locked="0" layoutInCell="1" allowOverlap="1" wp14:anchorId="10909F9D" wp14:editId="3CE4BC2B">
                 <wp:simplePos x="0" y="0"/>
                 <wp:positionH relativeFrom="page">
-                  <wp:posOffset>971550</wp:posOffset>
+                  <wp:posOffset>970280</wp:posOffset>
                 </wp:positionH>
                 <wp:positionV relativeFrom="paragraph">
-                  <wp:posOffset>123190</wp:posOffset>
+                  <wp:posOffset>120015</wp:posOffset>
                 </wp:positionV>
-                <wp:extent cx="5387975" cy="469265"/>
-                <wp:effectExtent l="0" t="0" r="3175" b="1270"/>
+                <wp:extent cx="5469255" cy="469265"/>
+                <wp:effectExtent l="0" t="0" r="0" b="6985"/>
                 <wp:wrapTopAndBottom/>
                 <wp:docPr id="27" name="Text Box 2"/>
                 <wp:cNvGraphicFramePr>
@@ -1566,7 +1729,7 @@
                       <wps:spPr bwMode="auto">
                         <a:xfrm>
                           <a:off x="0" y="0"/>
-                          <a:ext cx="5387975" cy="469265"/>
+                          <a:ext cx="5469255" cy="469265"/>
                         </a:xfrm>
                         <a:prstGeom prst="rect">
                           <a:avLst/>
@@ -1597,6 +1760,7 @@
                               <w:pStyle w:val="Textkrper"/>
                               <w:spacing w:before="101" w:line="288" w:lineRule="auto"/>
                               <w:ind w:left="119" w:right="765"/>
+                              <w:jc w:val="both"/>
                               <w:rPr>
                                 <w:sz w:val="21"/>
                                 <w:szCs w:val="21"/>
@@ -1609,7 +1773,23 @@
                                 <w:szCs w:val="21"/>
                                 <w:lang w:val="de-DE"/>
                               </w:rPr>
-                              <w:t>Wenn der Anteil der Trainings- und Testdaten variiert wird, verändern sich der Entscheidungsbaum und die Konfusionsmatrix.</w:t>
+                              <w:t>Wenn der Anteil der Trainings- und Testdaten variiert wird, verändern sich der</w:t>
+                            </w:r>
+                            <w:r>
+                              <w:rPr>
+                                <w:sz w:val="21"/>
+                                <w:szCs w:val="21"/>
+                                <w:lang w:val="de-DE"/>
+                              </w:rPr>
+                              <w:t xml:space="preserve"> E</w:t>
+                            </w:r>
+                            <w:r>
+                              <w:rPr>
+                                <w:sz w:val="21"/>
+                                <w:szCs w:val="21"/>
+                                <w:lang w:val="de-DE"/>
+                              </w:rPr>
+                              <w:t>ntscheidungsbaum und die Konfusionsmatrix.</w:t>
                             </w:r>
                           </w:p>
                         </w:txbxContent>
@@ -1631,7 +1811,7 @@
           </mc:Choice>
           <mc:Fallback>
             <w:pict>
-              <v:shape w14:anchorId="10909F9D" id="Text Box 2" o:spid="_x0000_s1030" type="#_x0000_t202" style="position:absolute;margin-left:76.5pt;margin-top:9.7pt;width:424.25pt;height:36.95pt;z-index:251655680;visibility:visible;mso-wrap-style:square;mso-width-percent:0;mso-height-percent:0;mso-wrap-distance-left:0;mso-wrap-distance-top:0;mso-wrap-distance-right:0;mso-wrap-distance-bottom:0;mso-position-horizontal:absolute;mso-position-horizontal-relative:page;mso-position-vertical:absolute;mso-position-vertical-relative:text;mso-width-percent:0;mso-height-percent:0;mso-width-relative:page;mso-height-relative:page;v-text-anchor:top" o:gfxdata="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" fillcolor="#b3c7a3" stroked="f">
+              <v:shape w14:anchorId="10909F9D" id="Text Box 2" o:spid="_x0000_s1030" type="#_x0000_t202" style="position:absolute;margin-left:76.4pt;margin-top:9.45pt;width:430.65pt;height:36.95pt;z-index:251655680;visibility:visible;mso-wrap-style:square;mso-width-percent:0;mso-height-percent:0;mso-wrap-distance-left:0;mso-wrap-distance-top:0;mso-wrap-distance-right:0;mso-wrap-distance-bottom:0;mso-position-horizontal:absolute;mso-position-horizontal-relative:page;mso-position-vertical:absolute;mso-position-vertical-relative:text;mso-width-percent:0;mso-height-percent:0;mso-width-relative:page;mso-height-relative:page;v-text-anchor:top" o:gfxdata="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" fillcolor="#b3c7a3" stroked="f">
                 <v:textbox inset="0,0,0,0">
                   <w:txbxContent>
                     <w:p>
@@ -1639,6 +1819,7 @@
                         <w:pStyle w:val="Textkrper"/>
                         <w:spacing w:before="101" w:line="288" w:lineRule="auto"/>
                         <w:ind w:left="119" w:right="765"/>
+                        <w:jc w:val="both"/>
                         <w:rPr>
                           <w:sz w:val="21"/>
                           <w:szCs w:val="21"/>
@@ -1651,7 +1832,23 @@
                           <w:szCs w:val="21"/>
                           <w:lang w:val="de-DE"/>
                         </w:rPr>
-                        <w:t>Wenn der Anteil der Trainings- und Testdaten variiert wird, verändern sich der Entscheidungsbaum und die Konfusionsmatrix.</w:t>
+                        <w:t>Wenn der Anteil der Trainings- und Testdaten variiert wird, verändern sich der</w:t>
+                      </w:r>
+                      <w:r>
+                        <w:rPr>
+                          <w:sz w:val="21"/>
+                          <w:szCs w:val="21"/>
+                          <w:lang w:val="de-DE"/>
+                        </w:rPr>
+                        <w:t xml:space="preserve"> E</w:t>
+                      </w:r>
+                      <w:r>
+                        <w:rPr>
+                          <w:sz w:val="21"/>
+                          <w:szCs w:val="21"/>
+                          <w:lang w:val="de-DE"/>
+                        </w:rPr>
+                        <w:t>ntscheidungsbaum und die Konfusionsmatrix.</w:t>
                       </w:r>
                     </w:p>
                   </w:txbxContent>
@@ -2575,13 +2772,7 @@
           <w:spacing w:val="-3"/>
           <w:sz w:val="18"/>
         </w:rPr>
-        <w:t xml:space="preserve"> </w:t>
-      </w:r>
-      <w:r>
-        <w:rPr>
-          <w:sz w:val="18"/>
-        </w:rPr>
-        <w:t>30.06.21</w:t>
+        <w:t xml:space="preserve"> 03.07.2023</w:t>
       </w:r>
       <w:r>
         <w:rPr>
@@ -2610,12 +2801,14 @@
         </w:rPr>
         <w:t xml:space="preserve"> </w:t>
       </w:r>
+      <w:proofErr w:type="gramStart"/>
       <w:r>
         <w:rPr>
           <w:sz w:val="18"/>
         </w:rPr>
         <w:t>1</w:t>
       </w:r>
+      <w:proofErr w:type="gramEnd"/>
     </w:p>
     <w:sectPr>
       <w:type w:val="continuous"/>
@@ -2628,7 +2821,7 @@
 </file>
 
 <file path=word/numbering.xml><?xml version="1.0" encoding="utf-8"?>
-<w:numbering xmlns:wpc="http://schemas.microsoft.com/office/word/2010/wordprocessingCanvas" xmlns:cx="http://schemas.microsoft.com/office/drawing/2014/chartex" xmlns:cx1="http://schemas.microsoft.com/office/drawing/2015/9/8/chartex" xmlns:cx2="http://schemas.microsoft.com/office/drawing/2015/10/21/chartex" xmlns:cx3="http://schemas.microsoft.com/office/drawing/2016/5/9/chartex" xmlns:cx4="http://schemas.microsoft.com/office/drawing/2016/5/10/chartex" xmlns:cx5="http://schemas.microsoft.com/office/drawing/2016/5/11/chartex" xmlns:cx6="http://schemas.microsoft.com/office/drawing/2016/5/12/chartex" xmlns:cx7="http://schemas.microsoft.com/office/drawing/2016/5/13/chartex" xmlns:cx8="http://schemas.microsoft.com/office/drawing/2016/5/14/chartex" xmlns:mc="http://schemas.openxmlformats.org/markup-compatibility/2006" xmlns:aink="http://schemas.microsoft.com/office/drawing/2016/ink" xmlns:am3d="http://schemas.microsoft.com/office/drawing/2017/model3d" xmlns:o="urn:schemas-microsoft-com:office:office" xmlns:r="http://schemas.openxmlformats.org/officeDocument/2006/relationships" xmlns:m="http://schemas.openxmlformats.org/officeDocument/2006/math" xmlns:v="urn:schemas-microsoft-com:vml" xmlns:wp14="http://schemas.microsoft.com/office/word/2010/wordprocessingDrawing" xmlns:wp="http://schemas.openxmlformats.org/drawingml/2006/wordprocessingDrawing" xmlns:w10="urn:schemas-microsoft-com:office:word" xmlns:w="http://schemas.openxmlformats.org/wordprocessingml/2006/main" xmlns:w14="http://schemas.microsoft.com/office/word/2010/wordml" xmlns:w15="http://schemas.microsoft.com/office/word/2012/wordml" xmlns:w16cex="http://schemas.microsoft.com/office/word/2018/wordml/cex" xmlns:w16cid="http://schemas.microsoft.com/office/word/2016/wordml/cid" xmlns:w16="http://schemas.microsoft.com/office/word/2018/wordml" xmlns:w16sdtdh="http://schemas.microsoft.com/office/word/2020/wordml/sdtdatahash" xmlns:w16se="http://schemas.microsoft.com/office/word/2015/wordml/symex" xmlns:wpg="http://schemas.microsoft.com/office/word/2010/wordprocessingGroup" xmlns:wpi="http://schemas.microsoft.com/office/word/2010/wordprocessingInk" xmlns:wne="http://schemas.microsoft.com/office/word/2006/wordml" xmlns:wps="http://schemas.microsoft.com/office/word/2010/wordprocessingShape" mc:Ignorable="w14 w15 w16se w16cid w16 w16cex w16sdtdh wp14">
+<w:numbering xmlns:wpc="http://schemas.microsoft.com/office/word/2010/wordprocessingCanvas" xmlns:cx="http://schemas.microsoft.com/office/drawing/2014/chartex" xmlns:cx1="http://schemas.microsoft.com/office/drawing/2015/9/8/chartex" xmlns:cx2="http://schemas.microsoft.com/office/drawing/2015/10/21/chartex" xmlns:cx3="http://schemas.microsoft.com/office/drawing/2016/5/9/chartex" xmlns:cx4="http://schemas.microsoft.com/office/drawing/2016/5/10/chartex" xmlns:cx5="http://schemas.microsoft.com/office/drawing/2016/5/11/chartex" xmlns:cx6="http://schemas.microsoft.com/office/drawing/2016/5/12/chartex" xmlns:cx7="http://schemas.microsoft.com/office/drawing/2016/5/13/chartex" xmlns:cx8="http://schemas.microsoft.com/office/drawing/2016/5/14/chartex" xmlns:mc="http://schemas.openxmlformats.org/markup-compatibility/2006" xmlns:aink="http://schemas.microsoft.com/office/drawing/2016/ink" xmlns:am3d="http://schemas.microsoft.com/office/drawing/2017/model3d" xmlns:o="urn:schemas-microsoft-com:office:office" xmlns:oel="http://schemas.microsoft.com/office/2019/extlst" xmlns:r="http://schemas.openxmlformats.org/officeDocument/2006/relationships" xmlns:m="http://schemas.openxmlformats.org/officeDocument/2006/math" xmlns:v="urn:schemas-microsoft-com:vml" xmlns:wp14="http://schemas.microsoft.com/office/word/2010/wordprocessingDrawing" xmlns:wp="http://schemas.openxmlformats.org/drawingml/2006/wordprocessingDrawing" xmlns:w10="urn:schemas-microsoft-com:office:word" xmlns:w="http://schemas.openxmlformats.org/wordprocessingml/2006/main" xmlns:w14="http://schemas.microsoft.com/office/word/2010/wordml" xmlns:w15="http://schemas.microsoft.com/office/word/2012/wordml" xmlns:w16cex="http://schemas.microsoft.com/office/word/2018/wordml/cex" xmlns:w16cid="http://schemas.microsoft.com/office/word/2016/wordml/cid" xmlns:w16="http://schemas.microsoft.com/office/word/2018/wordml" xmlns:w16sdtdh="http://schemas.microsoft.com/office/word/2020/wordml/sdtdatahash" xmlns:w16se="http://schemas.microsoft.com/office/word/2015/wordml/symex" xmlns:wpg="http://schemas.microsoft.com/office/word/2010/wordprocessingGroup" xmlns:wpi="http://schemas.microsoft.com/office/word/2010/wordprocessingInk" xmlns:wne="http://schemas.microsoft.com/office/word/2006/wordml" xmlns:wps="http://schemas.microsoft.com/office/word/2010/wordprocessingShape" mc:Ignorable="w14 w15 w16se w16cid w16 w16cex w16sdtdh wp14">
   <w:abstractNum w:abstractNumId="0" w15:restartNumberingAfterBreak="0">
     <w:nsid w:val="7DD05E41"/>
     <w:multiLevelType w:val="hybridMultilevel"/>
@@ -2737,7 +2930,7 @@
       </w:rPr>
     </w:lvl>
   </w:abstractNum>
-  <w:num w:numId="1">
+  <w:num w:numId="1" w16cid:durableId="2082214960">
     <w:abstractNumId w:val="0"/>
   </w:num>
 </w:numbering>
@@ -3306,6 +3499,21 @@
       <w:rFonts w:ascii="Arial" w:eastAsia="Arial" w:hAnsi="Arial" w:cs="Arial"/>
     </w:rPr>
   </w:style>
+  <w:style w:type="paragraph" w:styleId="berarbeitung">
+    <w:name w:val="Revision"/>
+    <w:hidden/>
+    <w:uiPriority w:val="99"/>
+    <w:semiHidden/>
+    <w:rsid w:val="00204537"/>
+    <w:pPr>
+      <w:widowControl/>
+      <w:autoSpaceDE/>
+      <w:autoSpaceDN/>
+    </w:pPr>
+    <w:rPr>
+      <w:rFonts w:ascii="Arial" w:eastAsia="Arial" w:hAnsi="Arial" w:cs="Arial"/>
+    </w:rPr>
+  </w:style>
 </w:styles>
 </file>
 
